--- a/tillsyn/A 16336-2025 tillsynsbegäran.docx
+++ b/tillsyn/A 16336-2025 tillsynsbegäran.docx
@@ -227,7 +227,7 @@
     <w:r>
       <w:tab/>
       <w:tab/>
-      <w:t>2026-09-15</w:t>
+      <w:t>2026-09-16</w:t>
       <w:br/>
       <w:br/>
     </w:r>

--- a/tillsyn/A 16336-2025 tillsynsbegäran.docx
+++ b/tillsyn/A 16336-2025 tillsynsbegäran.docx
@@ -227,7 +227,7 @@
     <w:r>
       <w:tab/>
       <w:tab/>
-      <w:t>2026-09-16</w:t>
+      <w:t>2026-09-17</w:t>
       <w:br/>
       <w:br/>
     </w:r>

--- a/tillsyn/A 16336-2025 tillsynsbegäran.docx
+++ b/tillsyn/A 16336-2025 tillsynsbegäran.docx
@@ -227,7 +227,7 @@
     <w:r>
       <w:tab/>
       <w:tab/>
-      <w:t>2026-09-17</w:t>
+      <w:t>2026-09-18</w:t>
       <w:br/>
       <w:br/>
     </w:r>

--- a/tillsyn/A 16336-2025 tillsynsbegäran.docx
+++ b/tillsyn/A 16336-2025 tillsynsbegäran.docx
@@ -227,7 +227,7 @@
     <w:r>
       <w:tab/>
       <w:tab/>
-      <w:t>2026-09-18</w:t>
+      <w:t>2026-09-19</w:t>
       <w:br/>
       <w:br/>
     </w:r>

--- a/tillsyn/A 16336-2025 tillsynsbegäran.docx
+++ b/tillsyn/A 16336-2025 tillsynsbegäran.docx
@@ -227,7 +227,7 @@
     <w:r>
       <w:tab/>
       <w:tab/>
-      <w:t>2026-09-19</w:t>
+      <w:t>2026-09-21</w:t>
       <w:br/>
       <w:br/>
     </w:r>

--- a/tillsyn/A 16336-2025 tillsynsbegäran.docx
+++ b/tillsyn/A 16336-2025 tillsynsbegäran.docx
@@ -227,7 +227,7 @@
     <w:r>
       <w:tab/>
       <w:tab/>
-      <w:t>2026-09-21</w:t>
+      <w:t>2026-09-23</w:t>
       <w:br/>
       <w:br/>
     </w:r>

--- a/tillsyn/A 16336-2025 tillsynsbegäran.docx
+++ b/tillsyn/A 16336-2025 tillsynsbegäran.docx
@@ -227,7 +227,7 @@
     <w:r>
       <w:tab/>
       <w:tab/>
-      <w:t>2026-09-23</w:t>
+      <w:t>2026-09-24</w:t>
       <w:br/>
       <w:br/>
     </w:r>

--- a/tillsyn/A 16336-2025 tillsynsbegäran.docx
+++ b/tillsyn/A 16336-2025 tillsynsbegäran.docx
@@ -227,7 +227,7 @@
     <w:r>
       <w:tab/>
       <w:tab/>
-      <w:t>2026-09-24</w:t>
+      <w:t>2026-09-25</w:t>
       <w:br/>
       <w:br/>
     </w:r>

--- a/tillsyn/A 16336-2025 tillsynsbegäran.docx
+++ b/tillsyn/A 16336-2025 tillsynsbegäran.docx
@@ -227,7 +227,7 @@
     <w:r>
       <w:tab/>
       <w:tab/>
-      <w:t>2026-09-25</w:t>
+      <w:t>2026-09-26</w:t>
       <w:br/>
       <w:br/>
     </w:r>

--- a/tillsyn/A 16336-2025 tillsynsbegäran.docx
+++ b/tillsyn/A 16336-2025 tillsynsbegäran.docx
@@ -227,7 +227,7 @@
     <w:r>
       <w:tab/>
       <w:tab/>
-      <w:t>2026-09-26</w:t>
+      <w:t>2026-09-27</w:t>
       <w:br/>
       <w:br/>
     </w:r>

--- a/tillsyn/A 16336-2025 tillsynsbegäran.docx
+++ b/tillsyn/A 16336-2025 tillsynsbegäran.docx
@@ -227,7 +227,7 @@
     <w:r>
       <w:tab/>
       <w:tab/>
-      <w:t>2026-09-27</w:t>
+      <w:t>2026-09-28</w:t>
       <w:br/>
       <w:br/>
     </w:r>

--- a/tillsyn/A 16336-2025 tillsynsbegäran.docx
+++ b/tillsyn/A 16336-2025 tillsynsbegäran.docx
@@ -227,7 +227,7 @@
     <w:r>
       <w:tab/>
       <w:tab/>
-      <w:t>2026-09-28</w:t>
+      <w:t>2026-09-29</w:t>
       <w:br/>
       <w:br/>
     </w:r>

--- a/tillsyn/A 16336-2025 tillsynsbegäran.docx
+++ b/tillsyn/A 16336-2025 tillsynsbegäran.docx
@@ -227,7 +227,7 @@
     <w:r>
       <w:tab/>
       <w:tab/>
-      <w:t>2026-09-29</w:t>
+      <w:t>2026-09-30</w:t>
       <w:br/>
       <w:br/>
     </w:r>

--- a/tillsyn/A 16336-2025 tillsynsbegäran.docx
+++ b/tillsyn/A 16336-2025 tillsynsbegäran.docx
@@ -60,12 +60,12 @@
         <w:spacing w:after="240"/>
       </w:pPr>
       <w:r>
-        <w:t>Figur 1. Fyndplatser för naturvårdsarter inom 14 meter från avverkningsanmälan. Markörer utan svart kant är placerade på fyndplatsen. Markörer med svart kant är placerade vid sidan av fyndplatsen och har ett svart streck som visar fyndplatsens exakta position. Kartans mittpunktskoordinat är N 7030811, E 493925 i SWEREF 99 TM.</w:t>
+        <w:t>Figur 1. Fyndplatser för naturvårdsarter inom 16 meter från avverkningsanmälan. Markörer utan svart kant är placerade på fyndplatsen. Markörer med svart kant är placerade vid sidan av fyndplatsen och har ett svart streck som visar fyndplatsens exakta position. Kartans mittpunktskoordinat är N 7030811, E 493925 i SWEREF 99 TM.</w:t>
       </w:r>
     </w:p>
     <w:p>
       <w:r>
-        <w:t>Inom 14 meter från avverkningsanmälan finns fynd av 2 naturvårdsarter, varav 1 är rödlistad och 2 är fridlysta: violett guldvinge (VU, §4a) och brudsporre (§8). Se Figur 1.</w:t>
+        <w:t>Inom 16 meter från avverkningsanmälan finns fynd av 2 naturvårdsarter, varav 1 är rödlistad och 2 är fridlysta: violett guldvinge (VU, §4a) och brudsporre (§8). Se Figur 1.</w:t>
       </w:r>
     </w:p>
     <w:p>
@@ -227,7 +227,7 @@
     <w:r>
       <w:tab/>
       <w:tab/>
-      <w:t>2026-09-30</w:t>
+      <w:t>2026-10-01</w:t>
       <w:br/>
       <w:br/>
     </w:r>

--- a/tillsyn/A 16336-2025 tillsynsbegäran.docx
+++ b/tillsyn/A 16336-2025 tillsynsbegäran.docx
@@ -227,7 +227,7 @@
     <w:r>
       <w:tab/>
       <w:tab/>
-      <w:t>2026-10-01</w:t>
+      <w:t>2026-10-02</w:t>
       <w:br/>
       <w:br/>
     </w:r>

--- a/tillsyn/A 16336-2025 tillsynsbegäran.docx
+++ b/tillsyn/A 16336-2025 tillsynsbegäran.docx
@@ -227,7 +227,7 @@
     <w:r>
       <w:tab/>
       <w:tab/>
-      <w:t>2026-10-02</w:t>
+      <w:t>2026-10-03</w:t>
       <w:br/>
       <w:br/>
     </w:r>

--- a/tillsyn/A 16336-2025 tillsynsbegäran.docx
+++ b/tillsyn/A 16336-2025 tillsynsbegäran.docx
@@ -227,7 +227,7 @@
     <w:r>
       <w:tab/>
       <w:tab/>
-      <w:t>2026-10-03</w:t>
+      <w:t>2026-10-04</w:t>
       <w:br/>
       <w:br/>
     </w:r>

--- a/tillsyn/A 16336-2025 tillsynsbegäran.docx
+++ b/tillsyn/A 16336-2025 tillsynsbegäran.docx
@@ -227,7 +227,7 @@
     <w:r>
       <w:tab/>
       <w:tab/>
-      <w:t>2026-10-04</w:t>
+      <w:t>2026-10-05</w:t>
       <w:br/>
       <w:br/>
     </w:r>

--- a/tillsyn/A 16336-2025 tillsynsbegäran.docx
+++ b/tillsyn/A 16336-2025 tillsynsbegäran.docx
@@ -227,7 +227,7 @@
     <w:r>
       <w:tab/>
       <w:tab/>
-      <w:t>2026-10-05</w:t>
+      <w:t>2026-10-06</w:t>
       <w:br/>
       <w:br/>
     </w:r>

--- a/tillsyn/A 16336-2025 tillsynsbegäran.docx
+++ b/tillsyn/A 16336-2025 tillsynsbegäran.docx
@@ -227,7 +227,7 @@
     <w:r>
       <w:tab/>
       <w:tab/>
-      <w:t>2026-10-06</w:t>
+      <w:t>2026-10-07</w:t>
       <w:br/>
       <w:br/>
     </w:r>

--- a/tillsyn/A 16336-2025 tillsynsbegäran.docx
+++ b/tillsyn/A 16336-2025 tillsynsbegäran.docx
@@ -227,7 +227,7 @@
     <w:r>
       <w:tab/>
       <w:tab/>
-      <w:t>2026-10-07</w:t>
+      <w:t>2026-10-08</w:t>
       <w:br/>
       <w:br/>
     </w:r>

--- a/tillsyn/A 16336-2025 tillsynsbegäran.docx
+++ b/tillsyn/A 16336-2025 tillsynsbegäran.docx
@@ -227,7 +227,7 @@
     <w:r>
       <w:tab/>
       <w:tab/>
-      <w:t>2026-10-08</w:t>
+      <w:t>2026-10-09</w:t>
       <w:br/>
       <w:br/>
     </w:r>

--- a/tillsyn/A 16336-2025 tillsynsbegäran.docx
+++ b/tillsyn/A 16336-2025 tillsynsbegäran.docx
@@ -227,7 +227,7 @@
     <w:r>
       <w:tab/>
       <w:tab/>
-      <w:t>2026-10-09</w:t>
+      <w:t>2026-10-10</w:t>
       <w:br/>
       <w:br/>
     </w:r>

--- a/tillsyn/A 16336-2025 tillsynsbegäran.docx
+++ b/tillsyn/A 16336-2025 tillsynsbegäran.docx
@@ -227,7 +227,7 @@
     <w:r>
       <w:tab/>
       <w:tab/>
-      <w:t>2026-10-10</w:t>
+      <w:t>2026-10-11</w:t>
       <w:br/>
       <w:br/>
     </w:r>

--- a/tillsyn/A 16336-2025 tillsynsbegäran.docx
+++ b/tillsyn/A 16336-2025 tillsynsbegäran.docx
@@ -227,7 +227,7 @@
     <w:r>
       <w:tab/>
       <w:tab/>
-      <w:t>2026-10-11</w:t>
+      <w:t>2026-10-12</w:t>
       <w:br/>
       <w:br/>
     </w:r>

--- a/tillsyn/A 16336-2025 tillsynsbegäran.docx
+++ b/tillsyn/A 16336-2025 tillsynsbegäran.docx
@@ -227,7 +227,7 @@
     <w:r>
       <w:tab/>
       <w:tab/>
-      <w:t>2026-10-12</w:t>
+      <w:t>2026-10-13</w:t>
       <w:br/>
       <w:br/>
     </w:r>

--- a/tillsyn/A 16336-2025 tillsynsbegäran.docx
+++ b/tillsyn/A 16336-2025 tillsynsbegäran.docx
@@ -227,7 +227,7 @@
     <w:r>
       <w:tab/>
       <w:tab/>
-      <w:t>2026-10-13</w:t>
+      <w:t>2026-10-14</w:t>
       <w:br/>
       <w:br/>
     </w:r>

--- a/tillsyn/A 16336-2025 tillsynsbegäran.docx
+++ b/tillsyn/A 16336-2025 tillsynsbegäran.docx
@@ -227,7 +227,7 @@
     <w:r>
       <w:tab/>
       <w:tab/>
-      <w:t>2026-10-14</w:t>
+      <w:t>2026-10-15</w:t>
       <w:br/>
       <w:br/>
     </w:r>

--- a/tillsyn/A 16336-2025 tillsynsbegäran.docx
+++ b/tillsyn/A 16336-2025 tillsynsbegäran.docx
@@ -227,7 +227,7 @@
     <w:r>
       <w:tab/>
       <w:tab/>
-      <w:t>2026-10-15</w:t>
+      <w:t>2026-10-16</w:t>
       <w:br/>
       <w:br/>
     </w:r>

--- a/tillsyn/A 16336-2025 tillsynsbegäran.docx
+++ b/tillsyn/A 16336-2025 tillsynsbegäran.docx
@@ -227,7 +227,7 @@
     <w:r>
       <w:tab/>
       <w:tab/>
-      <w:t>2026-10-16</w:t>
+      <w:t>2026-10-17</w:t>
       <w:br/>
       <w:br/>
     </w:r>

--- a/tillsyn/A 16336-2025 tillsynsbegäran.docx
+++ b/tillsyn/A 16336-2025 tillsynsbegäran.docx
@@ -227,7 +227,7 @@
     <w:r>
       <w:tab/>
       <w:tab/>
-      <w:t>2026-10-17</w:t>
+      <w:t>2026-10-18</w:t>
       <w:br/>
       <w:br/>
     </w:r>

--- a/tillsyn/A 16336-2025 tillsynsbegäran.docx
+++ b/tillsyn/A 16336-2025 tillsynsbegäran.docx
@@ -227,7 +227,7 @@
     <w:r>
       <w:tab/>
       <w:tab/>
-      <w:t>2026-10-18</w:t>
+      <w:t>2026-10-19</w:t>
       <w:br/>
       <w:br/>
     </w:r>

--- a/tillsyn/A 16336-2025 tillsynsbegäran.docx
+++ b/tillsyn/A 16336-2025 tillsynsbegäran.docx
@@ -227,7 +227,7 @@
     <w:r>
       <w:tab/>
       <w:tab/>
-      <w:t>2026-10-19</w:t>
+      <w:t>2026-10-20</w:t>
       <w:br/>
       <w:br/>
     </w:r>

--- a/tillsyn/A 16336-2025 tillsynsbegäran.docx
+++ b/tillsyn/A 16336-2025 tillsynsbegäran.docx
@@ -227,7 +227,7 @@
     <w:r>
       <w:tab/>
       <w:tab/>
-      <w:t>2026-10-20</w:t>
+      <w:t>2026-10-21</w:t>
       <w:br/>
       <w:br/>
     </w:r>

--- a/tillsyn/A 16336-2025 tillsynsbegäran.docx
+++ b/tillsyn/A 16336-2025 tillsynsbegäran.docx
@@ -227,7 +227,7 @@
     <w:r>
       <w:tab/>
       <w:tab/>
-      <w:t>2026-10-21</w:t>
+      <w:t>2026-10-22</w:t>
       <w:br/>
       <w:br/>
     </w:r>

--- a/tillsyn/A 16336-2025 tillsynsbegäran.docx
+++ b/tillsyn/A 16336-2025 tillsynsbegäran.docx
@@ -227,7 +227,7 @@
     <w:r>
       <w:tab/>
       <w:tab/>
-      <w:t>2026-10-22</w:t>
+      <w:t>2026-10-23</w:t>
       <w:br/>
       <w:br/>
     </w:r>

--- a/tillsyn/A 16336-2025 tillsynsbegäran.docx
+++ b/tillsyn/A 16336-2025 tillsynsbegäran.docx
@@ -227,7 +227,7 @@
     <w:r>
       <w:tab/>
       <w:tab/>
-      <w:t>2026-10-23</w:t>
+      <w:t>2026-10-24</w:t>
       <w:br/>
       <w:br/>
     </w:r>

--- a/tillsyn/A 16336-2025 tillsynsbegäran.docx
+++ b/tillsyn/A 16336-2025 tillsynsbegäran.docx
@@ -227,7 +227,7 @@
     <w:r>
       <w:tab/>
       <w:tab/>
-      <w:t>2026-10-24</w:t>
+      <w:t>2026-10-25</w:t>
       <w:br/>
       <w:br/>
     </w:r>

--- a/tillsyn/A 16336-2025 tillsynsbegäran.docx
+++ b/tillsyn/A 16336-2025 tillsynsbegäran.docx
@@ -227,7 +227,7 @@
     <w:r>
       <w:tab/>
       <w:tab/>
-      <w:t>2026-10-25</w:t>
+      <w:t>2026-10-26</w:t>
       <w:br/>
       <w:br/>
     </w:r>

--- a/tillsyn/A 16336-2025 tillsynsbegäran.docx
+++ b/tillsyn/A 16336-2025 tillsynsbegäran.docx
@@ -227,7 +227,7 @@
     <w:r>
       <w:tab/>
       <w:tab/>
-      <w:t>2026-10-26</w:t>
+      <w:t>2026-10-27</w:t>
       <w:br/>
       <w:br/>
     </w:r>

--- a/tillsyn/A 16336-2025 tillsynsbegäran.docx
+++ b/tillsyn/A 16336-2025 tillsynsbegäran.docx
@@ -227,7 +227,7 @@
     <w:r>
       <w:tab/>
       <w:tab/>
-      <w:t>2026-10-27</w:t>
+      <w:t>2026-10-28</w:t>
       <w:br/>
       <w:br/>
     </w:r>

--- a/tillsyn/A 16336-2025 tillsynsbegäran.docx
+++ b/tillsyn/A 16336-2025 tillsynsbegäran.docx
@@ -227,7 +227,7 @@
     <w:r>
       <w:tab/>
       <w:tab/>
-      <w:t>2026-10-28</w:t>
+      <w:t>2026-10-29</w:t>
       <w:br/>
       <w:br/>
     </w:r>

--- a/tillsyn/A 16336-2025 tillsynsbegäran.docx
+++ b/tillsyn/A 16336-2025 tillsynsbegäran.docx
@@ -227,7 +227,7 @@
     <w:r>
       <w:tab/>
       <w:tab/>
-      <w:t>2026-10-29</w:t>
+      <w:t>2026-10-31</w:t>
       <w:br/>
       <w:br/>
     </w:r>
